--- a/Projects/GasDAModel/Project Guide.docx
+++ b/Projects/GasDAModel/Project Guide.docx
@@ -161,31 +161,6 @@
           <w:lang w:val="de-DE"/>
         </w:rPr>
         <w:t>In this part you will create 2 classes one class that optimizes a function and that creates an object which is an instance of a predefined class that is called consumption</w:t>
-      </w:r>
-    </w:p>
-    <w:p xmlns:wp14="http://schemas.microsoft.com/office/word/2010/wordml" wp14:textId="77777777">
-      <w:pPr>
-        <w:pageBreakBefore w:val="0"/>
-        <w:numPr>
-          <w:ilvl w:val="1"/>
-          <w:numId w:val="1"/>
-        </w:numPr>
-        <w:ind w:left="1440" w:hanging="360"/>
-        <w:rPr>
-          <w:b w:val="1"/>
-          <w:bCs w:val="1"/>
-          <w:color w:val="ff0000"/>
-          <w:lang w:val="de-DE"/>
-        </w:rPr>
-      </w:pPr>
-      <w:r>
-        <w:rPr>
-          <w:b w:val="1"/>
-          <w:bCs w:val="1"/>
-          <w:color w:val="FF0000"/>
-          <w:lang w:val="de-DE"/>
-        </w:rPr>
-        <w:t>You can gain bonus points if you manage to model the actual temperature time series using time series analysis, but this will have to be done after the entire model is finished</w:t>
       </w:r>
     </w:p>
     <w:p xmlns:wp14="http://schemas.microsoft.com/office/word/2010/wordml" wp14:textId="7BA18CA3">
